--- a/HCM_KS25_CNTT5_NguyenMinhTrung_01.docx
+++ b/HCM_KS25_CNTT5_NguyenMinhTrung_01.docx
@@ -882,6 +882,64 @@
         <w:t>Câu 3: Thiết kế ERD : Chèn ảnh và trả lời</w:t>
       </w:r>
     </w:p>
+    <w:p>
+      <w:pPr>
+        <w:jc w:val="left"/>
+        <w:rPr>
+          <w:rFonts w:hint="default" w:ascii="Times New Roman" w:hAnsi="Times New Roman" w:cs="Times New Roman"/>
+          <w:sz w:val="28"/>
+          <w:szCs w:val="28"/>
+          <w:lang w:val="en-US"/>
+        </w:rPr>
+      </w:pPr>
+      <w:bookmarkStart w:id="0" w:name="_GoBack"/>
+      <w:r>
+        <w:rPr>
+          <w:rFonts w:hint="default" w:ascii="Times New Roman" w:hAnsi="Times New Roman" w:cs="Times New Roman"/>
+          <w:sz w:val="28"/>
+          <w:szCs w:val="28"/>
+          <w:lang w:val="en-US"/>
+        </w:rPr>
+        <w:drawing>
+          <wp:inline distT="0" distB="0" distL="114300" distR="114300">
+            <wp:extent cx="5267960" cy="4392295"/>
+            <wp:effectExtent l="0" t="0" r="5080" b="12065"/>
+            <wp:docPr id="2" name="Hình ảnh 2" descr="Untitled Diagram-Page-2.drawio"/>
+            <wp:cNvGraphicFramePr>
+              <a:graphicFrameLocks xmlns:a="http://schemas.openxmlformats.org/drawingml/2006/main" noChangeAspect="1"/>
+            </wp:cNvGraphicFramePr>
+            <a:graphic xmlns:a="http://schemas.openxmlformats.org/drawingml/2006/main">
+              <a:graphicData uri="http://schemas.openxmlformats.org/drawingml/2006/picture">
+                <pic:pic xmlns:pic="http://schemas.openxmlformats.org/drawingml/2006/picture">
+                  <pic:nvPicPr>
+                    <pic:cNvPr id="2" name="Hình ảnh 2" descr="Untitled Diagram-Page-2.drawio"/>
+                    <pic:cNvPicPr>
+                      <a:picLocks noChangeAspect="1"/>
+                    </pic:cNvPicPr>
+                  </pic:nvPicPr>
+                  <pic:blipFill>
+                    <a:blip r:embed="rId5"/>
+                    <a:stretch>
+                      <a:fillRect/>
+                    </a:stretch>
+                  </pic:blipFill>
+                  <pic:spPr>
+                    <a:xfrm>
+                      <a:off x="0" y="0"/>
+                      <a:ext cx="5267960" cy="4392295"/>
+                    </a:xfrm>
+                    <a:prstGeom prst="rect">
+                      <a:avLst/>
+                    </a:prstGeom>
+                  </pic:spPr>
+                </pic:pic>
+              </a:graphicData>
+            </a:graphic>
+          </wp:inline>
+        </w:drawing>
+      </w:r>
+      <w:bookmarkEnd w:id="0"/>
+    </w:p>
     <w:tbl>
       <w:tblPr>
         <w:tblStyle w:val="4"/>
@@ -1125,6 +1183,10 @@
             <w:insideH w:val="single" w:color="auto" w:sz="4" w:space="0"/>
             <w:insideV w:val="single" w:color="auto" w:sz="4" w:space="0"/>
           </w:tblBorders>
+          <w:tblCellMar>
+            <w:left w:w="108" w:type="dxa"/>
+            <w:right w:w="108" w:type="dxa"/>
+          </w:tblCellMar>
         </w:tblPrEx>
         <w:tc>
           <w:tcPr>
@@ -1191,6 +1253,10 @@
             <w:insideH w:val="single" w:color="auto" w:sz="4" w:space="0"/>
             <w:insideV w:val="single" w:color="auto" w:sz="4" w:space="0"/>
           </w:tblBorders>
+          <w:tblCellMar>
+            <w:left w:w="108" w:type="dxa"/>
+            <w:right w:w="108" w:type="dxa"/>
+          </w:tblCellMar>
         </w:tblPrEx>
         <w:tc>
           <w:tcPr>
